--- a/Документация.docx
+++ b/Документация.docx
@@ -219,6 +219,9 @@
     <w:p>
       <w:pPr>
         <w:pStyle w:val="af8"/>
+        <w:rPr>
+          <w:lang w:val="ru-RU"/>
+        </w:rPr>
       </w:pPr>
       <w:r>
         <w:t xml:space="preserve">      "team": "red",</w:t>
@@ -623,7 +626,49 @@
         <w:t xml:space="preserve"> - </w:t>
       </w:r>
       <w:r>
-        <w:t xml:space="preserve">перемещение агента в указанную точку. При получении этой команды сервер обновляет цель NavMeshAgent, и агент начинает движение со скоростью, рассчитанной с учетом штрафа за вес. </w:t>
+        <w:t>перемещение агента в указанную точку. При получении этой команды сервер обновляет цель NavMeshAgent, и агент начинает движение со скоростью, рассчитанной с учетом штрафа за вес.</w:t>
+      </w:r>
+      <w:r>
+        <w:t xml:space="preserve"> </w:t>
+      </w:r>
+      <w:r>
+        <w:rPr>
+          <w:lang w:val="en-US"/>
+        </w:rPr>
+        <w:t>Y</w:t>
+      </w:r>
+      <w:r>
+        <w:t xml:space="preserve"> </w:t>
+      </w:r>
+      <w:r>
+        <w:t xml:space="preserve">отправлять со значением 0, </w:t>
+      </w:r>
+      <w:r>
+        <w:rPr>
+          <w:lang w:val="en-US"/>
+        </w:rPr>
+        <w:t>x</w:t>
+      </w:r>
+      <w:r>
+        <w:t xml:space="preserve"> </w:t>
+      </w:r>
+      <w:r>
+        <w:t xml:space="preserve">от -200 до 200, и </w:t>
+      </w:r>
+      <w:r>
+        <w:rPr>
+          <w:lang w:val="en-US"/>
+        </w:rPr>
+        <w:t>z</w:t>
+      </w:r>
+      <w:r>
+        <w:t xml:space="preserve"> </w:t>
+      </w:r>
+      <w:r>
+        <w:t>от -200 до 200</w:t>
+      </w:r>
+      <w:r>
+        <w:t>.</w:t>
       </w:r>
     </w:p>
     <w:p>
